--- a/BaoCao_PCAT_NCD_GetGoals_Final.docx
+++ b/BaoCao_PCAT_NCD_GetGoals_Final.docx
@@ -19,7 +19,7 @@
     </w:p>
     <w:p>
       <w:pPr>
-        <w:spacing w:after="160"/>
+        <w:spacing w:after="140"/>
         <w:jc w:val="center"/>
       </w:pPr>
       <w:r>
@@ -39,15 +39,15 @@
         <w:tblLook w:firstColumn="1" w:firstRow="1" w:lastColumn="0" w:lastRow="0" w:noHBand="0" w:noVBand="1" w:val="04A0"/>
       </w:tblPr>
       <w:tblGrid>
-        <w:gridCol w:w="2484"/>
-        <w:gridCol w:w="2484"/>
-        <w:gridCol w:w="2484"/>
-        <w:gridCol w:w="2484"/>
+        <w:gridCol w:w="2520"/>
+        <w:gridCol w:w="2520"/>
+        <w:gridCol w:w="2520"/>
+        <w:gridCol w:w="2520"/>
       </w:tblGrid>
       <w:tr>
         <w:tc>
           <w:tcPr>
-            <w:tcW w:type="dxa" w:w="2484"/>
+            <w:tcW w:type="dxa" w:w="2520"/>
             <w:shd w:fill="F1F5F9"/>
           </w:tcPr>
           <w:p>
@@ -71,7 +71,7 @@
         </w:tc>
         <w:tc>
           <w:tcPr>
-            <w:tcW w:type="dxa" w:w="2484"/>
+            <w:tcW w:type="dxa" w:w="2520"/>
             <w:shd w:fill="F1F5F9"/>
           </w:tcPr>
           <w:p>
@@ -95,7 +95,7 @@
         </w:tc>
         <w:tc>
           <w:tcPr>
-            <w:tcW w:type="dxa" w:w="2484"/>
+            <w:tcW w:type="dxa" w:w="2520"/>
             <w:shd w:fill="F1F5F9"/>
           </w:tcPr>
           <w:p>
@@ -119,7 +119,7 @@
         </w:tc>
         <w:tc>
           <w:tcPr>
-            <w:tcW w:type="dxa" w:w="2484"/>
+            <w:tcW w:type="dxa" w:w="2520"/>
             <w:shd w:fill="F1F5F9"/>
           </w:tcPr>
           <w:p>
@@ -150,7 +150,7 @@
     </w:p>
     <w:p>
       <w:pPr>
-        <w:spacing w:before="180" w:after="40"/>
+        <w:spacing w:before="160" w:after="40"/>
       </w:pPr>
       <w:r>
         <w:rPr>
@@ -172,7 +172,7 @@
     </w:p>
     <w:p>
       <w:pPr>
-        <w:spacing w:before="180" w:after="40"/>
+        <w:spacing w:before="160" w:after="40"/>
       </w:pPr>
       <w:r>
         <w:rPr>
@@ -234,7 +234,7 @@
     </w:p>
     <w:p>
       <w:pPr>
-        <w:spacing w:after="100"/>
+        <w:spacing w:after="80"/>
         <w:jc w:val="center"/>
       </w:pPr>
       <w:r>
@@ -258,7 +258,7 @@
         <w:t xml:space="preserve">Bước 1 - Thực hiện Đề Cơ sở (Stage 1): </w:t>
       </w:r>
       <w:r>
-        <w:t>Thí sinh bắt đầu với 10 câu có độ khó trung bình (0.00), gồm 5 câu Listening (Part 1, 2, 3) và 5 câu Reading (Part 5, 6) để đo phân vị trình độ ban đầu.</w:t>
+        <w:t>Thí sinh bắt đầu với 10 câu có độ khó trung bình, gồm 5 câu Listening (Part 1, 2, 3) và 5 câu Reading (Part 5, 6) để đo phân vị trình độ ban đầu.</w:t>
       </w:r>
     </w:p>
     <w:p>
@@ -273,8 +273,187 @@
         <w:t xml:space="preserve">Bước 2 - Định tuyến Thích ứng NCD (Adaptive Routing): </w:t>
       </w:r>
       <w:r>
-        <w:t>Khi thí sinh gửi 10 câu trả lời, mô hình NCD tối ưu gradient cục bộ (10 epoch Adam) để ước lượng vector năng lực tiềm ẩn e_s. Điểm năng lực được đối chiếu với Ngưỡng trung vị hiệu chuẩn (Threshold = 0.5294).</w:t>
+        <w:t>Khi thí sinh gửi 10 câu trả lời, mô hình NCD tối ưu gradient cục bộ (10 epoch Adam) để ước lượng vector năng lực tiềm ẩn e_s. Điểm năng lực trung bình trên các khái niệm của Stage 1 được tính theo công thức:</w:t>
       </w:r>
+    </w:p>
+    <w:p>
+      <w:pPr>
+        <w:spacing w:before="40" w:after="40"/>
+        <w:jc w:val="center"/>
+      </w:pPr>
+      <m:oMathPara>
+        <m:oMath>
+          <m:r>
+            <m:t>Mastery(s, </m:t>
+          </m:r>
+          <m:sSub>
+            <m:e>
+              <m:r>
+                <m:t>S</m:t>
+              </m:r>
+            </m:e>
+            <m:sub>
+              <m:r>
+                <m:t>1</m:t>
+              </m:r>
+            </m:sub>
+          </m:sSub>
+          <m:r>
+            <m:t>) = </m:t>
+          </m:r>
+          <m:f>
+            <m:num>
+              <m:r>
+                <m:t>1</m:t>
+              </m:r>
+            </m:num>
+            <m:den>
+              <m:r>
+                <m:t>|C</m:t>
+              </m:r>
+              <m:sSub>
+                <m:e>
+                  <m:r>
+                    <m:t/>
+                  </m:r>
+                </m:e>
+                <m:sub>
+                  <m:r>
+                    <m:t>S1</m:t>
+                  </m:r>
+                </m:sub>
+              </m:sSub>
+              <m:r>
+                <m:t>|</m:t>
+              </m:r>
+            </m:den>
+          </m:f>
+          <m:nary>
+            <m:naryPr>
+              <m:chr m:val="∑"/>
+            </m:naryPr>
+            <m:sub>
+              <m:r>
+                <m:t>k ∈ C_S1</m:t>
+              </m:r>
+            </m:sub>
+            <m:sup>
+              <m:r>
+                <m:t/>
+              </m:r>
+            </m:sup>
+            <m:e>
+              <m:sSub>
+                <m:e>
+                  <m:r>
+                    <m:t>α</m:t>
+                  </m:r>
+                </m:e>
+                <m:sub>
+                  <m:r>
+                    <m:t>sk</m:t>
+                  </m:r>
+                </m:sub>
+              </m:sSub>
+            </m:e>
+          </m:nary>
+        </m:oMath>
+      </m:oMathPara>
+    </w:p>
+    <w:p>
+      <w:r>
+        <w:rPr>
+          <w:i w:val="0"/>
+        </w:rPr>
+        <w:t>Quyết định định tuyến được thực thi tức thì bằng cách đối chiếu với ngưỡng trung vị hiệu chuẩn (τ_median = 0.5294):</w:t>
+      </w:r>
+    </w:p>
+    <w:p>
+      <w:pPr>
+        <w:spacing w:before="40" w:after="40"/>
+        <w:jc w:val="center"/>
+      </w:pPr>
+      <m:oMathPara>
+        <m:oMath>
+          <m:r>
+            <m:t>Branch(s) = </m:t>
+          </m:r>
+          <m:d>
+            <m:dPr>
+              <m:begChr m:val="{"/>
+              <m:endChr m:val=""/>
+            </m:dPr>
+            <m:e>
+              <m:eqArr>
+                <m:e>
+                  <m:r>
+                    <m:t>Stage 2B (Hard),  nếu Mastery(s, S</m:t>
+                  </m:r>
+                  <m:sSub>
+                    <m:e>
+                      <m:r>
+                        <m:t/>
+                      </m:r>
+                    </m:e>
+                    <m:sub>
+                      <m:r>
+                        <m:t>1</m:t>
+                      </m:r>
+                    </m:sub>
+                  </m:sSub>
+                  <m:r>
+                    <m:t>) ≥ τ</m:t>
+                  </m:r>
+                  <m:sSub>
+                    <m:e>
+                      <m:r>
+                        <m:t/>
+                      </m:r>
+                    </m:e>
+                    <m:sub>
+                      <m:r>
+                        <m:t>median</m:t>
+                      </m:r>
+                    </m:sub>
+                  </m:sSub>
+                </m:e>
+                <m:e>
+                  <m:r>
+                    <m:t>Stage 2A (Easy),  nếu Mastery(s, S</m:t>
+                  </m:r>
+                  <m:sSub>
+                    <m:e>
+                      <m:r>
+                        <m:t/>
+                      </m:r>
+                    </m:e>
+                    <m:sub>
+                      <m:r>
+                        <m:t>1</m:t>
+                      </m:r>
+                    </m:sub>
+                  </m:sSub>
+                  <m:r>
+                    <m:t>) &lt; τ</m:t>
+                  </m:r>
+                  <m:sSub>
+                    <m:e>
+                      <m:r>
+                        <m:t/>
+                      </m:r>
+                    </m:e>
+                    <m:sub>
+                      <m:r>
+                        <m:t>median</m:t>
+                      </m:r>
+                    </m:sub>
+                  </m:sSub>
+                </m:e>
+              </m:eqArr>
+            </m:e>
+          </m:d>
+        </m:oMath>
+      </m:oMathPara>
     </w:p>
     <w:p>
       <w:pPr>
@@ -288,7 +467,7 @@
         <w:t xml:space="preserve">Bước 3 - Phân nhánh Thích ứng (Stage 2): </w:t>
       </w:r>
       <w:r>
-        <w:t>Nếu điểm năng lực &lt; 0.5294, thí sinh được chuyển sang Chặng 2A (Đề Cơ bản - Easy, độ khó -0.032). Nếu &gt;= 0.5294, chuyển sang Chặng 2B (Đề Nâng cao - Hard, độ khó +0.185). Cả 2 nhánh đều bổ sung câu hỏi của Part 4 và Part 7.</w:t>
+        <w:t>Thí sinh làm tiếp 10 câu Stage 2 tương ứng với năng lực thực tế. Cả 2 nhánh đều bổ sung câu hỏi của Part 4 và Part 7 để hoàn tất phổ kỹ năng.</w:t>
       </w:r>
     </w:p>
     <w:p>
@@ -303,12 +482,12 @@
         <w:t xml:space="preserve">Bước 4 - Chẩn đoán Tri thức Đa chiều: </w:t>
       </w:r>
       <w:r>
-        <w:t>Thí sinh hoàn thành đủ 20 câu. Mạng NCD đóng băng trọng số câu hỏi, tinh chỉnh (fine-tuning) vector embedding học sinh e_s trên toàn bộ 20 câu và giải mã thành Báo cáo 3 lớp: Bảng điểm 7 Part TOEIC (0 - 100%), Biểu đồ Radar 24 kỹ năng và Top 3 Điểm mạnh/Yếu.</w:t>
+        <w:t>Khi thí sinh nộp đủ 20 câu, mạng NCD đóng băng tham số câu hỏi, tinh chỉnh vector năng lực e_s và giải mã thành Báo cáo 3 lớp: Bảng điểm 7 Part TOEIC (0 - 100%), Biểu đồ Radar 24 kỹ năng và Top 3 Điểm mạnh/Yếu.</w:t>
       </w:r>
     </w:p>
     <w:p>
       <w:pPr>
-        <w:spacing w:before="180" w:after="40"/>
+        <w:spacing w:before="160" w:after="40"/>
       </w:pPr>
       <w:r>
         <w:rPr>
@@ -325,44 +504,324 @@
         <w:rPr>
           <w:i w:val="0"/>
         </w:rPr>
-        <w:t>Khác với lý thuyết khảo thí cổ điển (IRT) chỉ đo lường năng lực trên một biến số vô hướng đơn chiều (theta), mô hình NCD biểu diễn học sinh qua vector tiềm ẩn e_s thuộc R^K (với K = 24 chiều: 7 Part TOEIC + 17 thẻ kỹ năng EdNet). Mức độ thành thạo kỹ năng được ánh xạ qua hàm Sigmoid:</w:t>
+        <w:t>Khác với lý thuyết khảo thí cổ điển (IRT) chỉ đo lường năng lực trên một tham số vô hướng đơn chiều θ, mô hình NCD biểu diễn học sinh qua vector tiềm ẩn e_s thuộc R^K (với K = 24 chiều gồm 7 Part TOEIC và 17 thẻ kỹ năng EdNet). Vector mức độ thuần thục kỹ năng α_s được ánh xạ qua hàm Sigmoid:</w:t>
       </w:r>
     </w:p>
     <w:p>
-      <w:r>
-        <w:rPr>
-          <w:i/>
-        </w:rPr>
-        <w:t>alpha_s = Sigmoid(e_s) in [0, 1]^K</w:t>
-      </w:r>
+      <w:pPr>
+        <w:spacing w:before="40" w:after="40"/>
+        <w:jc w:val="center"/>
+      </w:pPr>
+      <m:oMathPara>
+        <m:oMath>
+          <m:sSub>
+            <m:e>
+              <m:r>
+                <m:t>α</m:t>
+              </m:r>
+            </m:e>
+            <m:sub>
+              <m:r>
+                <m:t>s</m:t>
+              </m:r>
+            </m:sub>
+          </m:sSub>
+          <m:r>
+            <m:t> = σ(</m:t>
+          </m:r>
+          <m:sSub>
+            <m:e>
+              <m:r>
+                <m:t>e</m:t>
+              </m:r>
+            </m:e>
+            <m:sub>
+              <m:r>
+                <m:t>s</m:t>
+              </m:r>
+            </m:sub>
+          </m:sSub>
+          <m:r>
+            <m:t>) ∈ [0, 1]</m:t>
+          </m:r>
+          <m:sSup>
+            <m:e>
+              <m:r>
+                <m:t/>
+              </m:r>
+            </m:e>
+            <m:sup>
+              <m:r>
+                <m:t>K</m:t>
+              </m:r>
+            </m:sup>
+          </m:sSup>
+          <m:r>
+            <m:t>   (K = 24)</m:t>
+          </m:r>
+        </m:oMath>
+      </m:oMathPara>
     </w:p>
     <w:p>
       <w:r>
         <w:rPr>
           <w:i w:val="0"/>
         </w:rPr>
-        <w:t>Xác suất thí sinh s trả lời đúng câu hỏi j được tính qua mạng nơ-ron đa tầng với Ràng buộc Đơn điệu (Monotonicity Constraint - các trọng số mạng luôn dương để bảo đảm khi năng lực tăng thì xác suất làm đúng tăng):</w:t>
+        <w:t>Xác suất thí sinh s trả lời đúng câu hỏi j được tính qua mạng tương tác phi tuyến PredictNet với Ràng buộc Tính Đơn điệu (Monotonicity Constraint - toàn bộ trọng số mạng luôn không âm W_1 ≥ 0, W_2 ≥ 0 để bảo đảm tính sư phạm: khi năng lực học sinh tăng thì xác suất làm đúng câu hỏi luôn tăng):</w:t>
       </w:r>
     </w:p>
     <w:p>
-      <w:r>
-        <w:rPr>
-          <w:i/>
-        </w:rPr>
-        <w:t>P(Y_sj = 1) = NCD(alpha_s, k_j, d_j)  (k_j: độ phân biệt, d_j: độ khó)</w:t>
-      </w:r>
+      <w:pPr>
+        <w:spacing w:before="40" w:after="40"/>
+        <w:jc w:val="center"/>
+      </w:pPr>
+      <m:oMathPara>
+        <m:oMath>
+          <m:r>
+            <m:t>P(</m:t>
+          </m:r>
+          <m:sSub>
+            <m:e>
+              <m:r>
+                <m:t>Y</m:t>
+              </m:r>
+            </m:e>
+            <m:sub>
+              <m:r>
+                <m:t>sj</m:t>
+              </m:r>
+            </m:sub>
+          </m:sSub>
+          <m:r>
+            <m:t> = 1) = σ(</m:t>
+          </m:r>
+          <m:sSub>
+            <m:e>
+              <m:r>
+                <m:t>W</m:t>
+              </m:r>
+            </m:e>
+            <m:sub>
+              <m:r>
+                <m:t>2</m:t>
+              </m:r>
+            </m:sub>
+          </m:sSub>
+          <m:r>
+            <m:t> · ReLU(</m:t>
+          </m:r>
+          <m:sSub>
+            <m:e>
+              <m:r>
+                <m:t>W</m:t>
+              </m:r>
+            </m:e>
+            <m:sub>
+              <m:r>
+                <m:t>1</m:t>
+              </m:r>
+            </m:sub>
+          </m:sSub>
+          <m:r>
+            <m:t>(</m:t>
+          </m:r>
+          <m:sSub>
+            <m:e>
+              <m:r>
+                <m:t>α</m:t>
+              </m:r>
+            </m:e>
+            <m:sub>
+              <m:r>
+                <m:t>s</m:t>
+              </m:r>
+            </m:sub>
+          </m:sSub>
+          <m:r>
+            <m:t> - </m:t>
+          </m:r>
+          <m:sSub>
+            <m:e>
+              <m:r>
+                <m:t>d</m:t>
+              </m:r>
+            </m:e>
+            <m:sub>
+              <m:r>
+                <m:t>j</m:t>
+              </m:r>
+            </m:sub>
+          </m:sSub>
+          <m:r>
+            <m:t>) ∘ </m:t>
+          </m:r>
+          <m:sSub>
+            <m:e>
+              <m:r>
+                <m:t>k</m:t>
+              </m:r>
+            </m:e>
+            <m:sub>
+              <m:r>
+                <m:t>j</m:t>
+              </m:r>
+            </m:sub>
+          </m:sSub>
+          <m:r>
+            <m:t> + </m:t>
+          </m:r>
+          <m:sSub>
+            <m:e>
+              <m:r>
+                <m:t>b</m:t>
+              </m:r>
+            </m:e>
+            <m:sub>
+              <m:r>
+                <m:t>1</m:t>
+              </m:r>
+            </m:sub>
+          </m:sSub>
+          <m:r>
+            <m:t>) + </m:t>
+          </m:r>
+          <m:sSub>
+            <m:e>
+              <m:r>
+                <m:t>b</m:t>
+              </m:r>
+            </m:e>
+            <m:sub>
+              <m:r>
+                <m:t>2</m:t>
+              </m:r>
+            </m:sub>
+          </m:sSub>
+          <m:r>
+            <m:t>)</m:t>
+          </m:r>
+        </m:oMath>
+      </m:oMathPara>
     </w:p>
     <w:p>
       <w:r>
         <w:rPr>
           <w:i w:val="0"/>
         </w:rPr>
-        <w:t>Khi thí sinh làm bài, hệ thống đóng băng tham số câu hỏi (Frozen Weights) và chỉ cập nhật e_s bằng hàm mất mát Binary Cross-Entropy qua 10 epochs Adam, cho phép chẩn đoán tức thì trong 0.2 giây.</w:t>
+        <w:t>Trong đó, d_j là vector độ khó, k_j là vector độ phân biệt của câu hỏi j. Khi thí sinh làm bài, toàn bộ tham số câu hỏi được đóng băng (Frozen Weights). Hệ thống chỉ tối ưu duy nhất vector e_s bằng hàm mất mát Binary Cross-Entropy qua 10 epochs Adam:</w:t>
       </w:r>
     </w:p>
     <w:p>
       <w:pPr>
-        <w:spacing w:before="180" w:after="40"/>
+        <w:spacing w:before="40" w:after="40"/>
+        <w:jc w:val="center"/>
+      </w:pPr>
+      <m:oMathPara>
+        <m:oMath>
+          <m:r>
+            <m:t>ℒ(</m:t>
+          </m:r>
+          <m:sSub>
+            <m:e>
+              <m:r>
+                <m:t>e</m:t>
+              </m:r>
+            </m:e>
+            <m:sub>
+              <m:r>
+                <m:t>s</m:t>
+              </m:r>
+            </m:sub>
+          </m:sSub>
+          <m:r>
+            <m:t>) = - </m:t>
+          </m:r>
+          <m:nary>
+            <m:naryPr>
+              <m:chr m:val="∑"/>
+            </m:naryPr>
+            <m:sub>
+              <m:r>
+                <m:t>j ∈ S_tested</m:t>
+              </m:r>
+            </m:sub>
+            <m:sup>
+              <m:r>
+                <m:t/>
+              </m:r>
+            </m:sup>
+            <m:e>
+              <m:r>
+                <m:t>[ </m:t>
+              </m:r>
+              <m:sSub>
+                <m:e>
+                  <m:r>
+                    <m:t>y</m:t>
+                  </m:r>
+                </m:e>
+                <m:sub>
+                  <m:r>
+                    <m:t>sj</m:t>
+                  </m:r>
+                </m:sub>
+              </m:sSub>
+              <m:r>
+                <m:t> ln P(</m:t>
+              </m:r>
+              <m:sSub>
+                <m:e>
+                  <m:r>
+                    <m:t>Y</m:t>
+                  </m:r>
+                </m:e>
+                <m:sub>
+                  <m:r>
+                    <m:t>sj</m:t>
+                  </m:r>
+                </m:sub>
+              </m:sSub>
+              <m:r>
+                <m:t> = 1) + (1 - </m:t>
+              </m:r>
+              <m:sSub>
+                <m:e>
+                  <m:r>
+                    <m:t>y</m:t>
+                  </m:r>
+                </m:e>
+                <m:sub>
+                  <m:r>
+                    <m:t>sj</m:t>
+                  </m:r>
+                </m:sub>
+              </m:sSub>
+              <m:r>
+                <m:t>) ln (1 - P(</m:t>
+              </m:r>
+              <m:sSub>
+                <m:e>
+                  <m:r>
+                    <m:t>Y</m:t>
+                  </m:r>
+                </m:e>
+                <m:sub>
+                  <m:r>
+                    <m:t>sj</m:t>
+                  </m:r>
+                </m:sub>
+              </m:sSub>
+              <m:r>
+                <m:t> = 1)) ]</m:t>
+              </m:r>
+            </m:e>
+          </m:nary>
+        </m:oMath>
+      </m:oMathPara>
+    </w:p>
+    <w:p>
+      <w:pPr>
+        <w:spacing w:before="160" w:after="40"/>
       </w:pPr>
       <w:r>
         <w:rPr>
@@ -379,12 +838,148 @@
         <w:rPr>
           <w:i w:val="0"/>
         </w:rPr>
-        <w:t>Bài toán tổ hợp bộ đề thi thích ứng 30 câu (10 Medium, 10 Easy, 10 Hard) từ ngân hàng 90 câu là bài toán tối ưu hóa đa mục tiêu với các hàm mục tiêu mâu thuẫn: vừa phải tối đa hóa độ chính xác chẩn đoán (AUC/ACC), vừa phải tối đa hóa độ phủ kỹ năng (Coverage), đồng thời phải kiểm soát độ trùng lặp câu hỏi (Item Exposure Rate) nhằm chống lộ đề thi.</w:t>
+        <w:t>Quá trình tổ hợp bộ đề 30 câu (10 Medium, 10 Easy, 10 Hard) từ ngân hàng 90 câu là bài toán Tối ưu hóa Đa mục tiêu có ràng buộc (Constrained Multi-Objective Optimization). Mỗi cá thể (nhiễm sắc thể x) biểu diễn một bộ đề 30 câu:</w:t>
       </w:r>
     </w:p>
     <w:p>
       <w:pPr>
-        <w:spacing w:before="120" w:after="30"/>
+        <w:spacing w:before="40" w:after="40"/>
+        <w:jc w:val="center"/>
+      </w:pPr>
+      <m:oMathPara>
+        <m:oMath>
+          <m:r>
+            <m:t>x = [ </m:t>
+          </m:r>
+          <m:sSub>
+            <m:e>
+              <m:r>
+                <m:t>S</m:t>
+              </m:r>
+            </m:e>
+            <m:sub>
+              <m:r>
+                <m:t>1</m:t>
+              </m:r>
+            </m:sub>
+          </m:sSub>
+          <m:r>
+            <m:t>,  </m:t>
+          </m:r>
+          <m:sSub>
+            <m:e>
+              <m:r>
+                <m:t>S</m:t>
+              </m:r>
+            </m:e>
+            <m:sub>
+              <m:r>
+                <m:t>2A</m:t>
+              </m:r>
+            </m:sub>
+          </m:sSub>
+          <m:r>
+            <m:t>,  </m:t>
+          </m:r>
+          <m:sSub>
+            <m:e>
+              <m:r>
+                <m:t>S</m:t>
+              </m:r>
+            </m:e>
+            <m:sub>
+              <m:r>
+                <m:t>2B</m:t>
+              </m:r>
+            </m:sub>
+          </m:sSub>
+          <m:r>
+            <m:t> ] ∈ ℕ</m:t>
+          </m:r>
+          <m:sSup>
+            <m:e>
+              <m:r>
+                <m:t/>
+              </m:r>
+            </m:e>
+            <m:sup>
+              <m:r>
+                <m:t>30</m:t>
+              </m:r>
+            </m:sup>
+          </m:sSup>
+        </m:oMath>
+      </m:oMathPara>
+    </w:p>
+    <w:p>
+      <w:r>
+        <w:rPr>
+          <w:i w:val="0"/>
+        </w:rPr>
+        <w:t>Hệ thống áp dụng thuật toán NSGA-II nhằm đồng thời tối ưu hóa 3 hàm mục tiêu Pareto:</w:t>
+      </w:r>
+    </w:p>
+    <w:p>
+      <w:pPr>
+        <w:spacing w:before="40" w:after="40"/>
+        <w:jc w:val="center"/>
+      </w:pPr>
+      <m:oMathPara>
+        <m:oMath>
+          <m:r>
+            <m:t>max </m:t>
+          </m:r>
+          <m:sSub>
+            <m:e>
+              <m:r>
+                <m:t>f</m:t>
+              </m:r>
+            </m:e>
+            <m:sub>
+              <m:r>
+                <m:t>1</m:t>
+              </m:r>
+            </m:sub>
+          </m:sSub>
+          <m:r>
+            <m:t>(x) = AUC(x),    max </m:t>
+          </m:r>
+          <m:sSub>
+            <m:e>
+              <m:r>
+                <m:t>f</m:t>
+              </m:r>
+            </m:e>
+            <m:sub>
+              <m:r>
+                <m:t>2</m:t>
+              </m:r>
+            </m:sub>
+          </m:sSub>
+          <m:r>
+            <m:t>(x) = Coverage(x),    min </m:t>
+          </m:r>
+          <m:sSub>
+            <m:e>
+              <m:r>
+                <m:t>f</m:t>
+              </m:r>
+            </m:e>
+            <m:sub>
+              <m:r>
+                <m:t>3</m:t>
+              </m:r>
+            </m:sub>
+          </m:sSub>
+          <m:r>
+            <m:t>(x) = Exposure(x)</m:t>
+          </m:r>
+        </m:oMath>
+      </m:oMathPara>
+    </w:p>
+    <w:p>
+      <w:pPr>
+        <w:spacing w:before="100" w:after="30"/>
       </w:pPr>
       <w:r>
         <w:rPr>
@@ -393,7 +988,7 @@
           <w:color w:val="2563EB"/>
           <w:sz w:val="22"/>
         </w:rPr>
-        <w:t>a. Nguyên lý &amp; Cơ chế Vận hành của Thuật toán NSGA-II:</w:t>
+        <w:t>a. Cơ chế vận hành của NSGA-II trong hệ thống:</w:t>
       </w:r>
     </w:p>
     <w:p>
@@ -405,10 +1000,10 @@
         <w:rPr>
           <w:b/>
         </w:rPr>
-        <w:t xml:space="preserve">Mã hóa &amp; Tiến hóa di truyền: </w:t>
+        <w:t xml:space="preserve">Tiến hóa di truyền: </w:t>
       </w:r>
       <w:r>
-        <w:t>Mỗi cá thể trong quần thể (Population N=80) biểu diễn một bộ đề 30 câu. Qua 100 thế hệ (Generations), các toán tử lai ghép (crossover) và đột biến (mutation) liên tục tạo ra các thế hệ đề thi mới đa dạng.</w:t>
+        <w:t>Quần thể N=80 cá thể tiến hóa qua 100 thế hệ bằng các toán tử lai ghép và đột biến.</w:t>
       </w:r>
     </w:p>
     <w:p>
@@ -420,10 +1015,10 @@
         <w:rPr>
           <w:b/>
         </w:rPr>
-        <w:t xml:space="preserve">Sắp xếp Không bị Thống trị (Non-dominated Sorting): </w:t>
+        <w:t xml:space="preserve">Sắp xếp Pareto (Non-dominated Sorting): </w:t>
       </w:r>
       <w:r>
-        <w:t>NSGA-II phân tầng các bộ đề vào các mặt trận Pareto (Fronts). Một bộ đề được xem là tối ưu Pareto nếu không tồn tại bộ đề nào khác vượt trội hơn nó trên tất cả các mục tiêu đồng thời.</w:t>
+        <w:t>Phân tầng các bộ đề vào các mặt trận Pareto (Fronts) dựa trên quan hệ không bị thống trị.</w:t>
       </w:r>
     </w:p>
     <w:p>
@@ -438,7 +1033,7 @@
         <w:t xml:space="preserve">Khoảng cách Dồn cụm (Crowding Distance): </w:t>
       </w:r>
       <w:r>
-        <w:t>Đo lường mật độ xung quanh mỗi cá thể để ưu tiên giữ lại các bộ đề ở vùng thưa thớt, giúp duy trì sự đa dạng của ngân hàng đề và chống co cụm cục bộ.</w:t>
+        <w:t>Duy trì độ phân tán của các bộ đề bằng khoảng cách dồn cụm, ngăn ngừa co cụm cục bộ.</w:t>
       </w:r>
     </w:p>
     <w:p>
@@ -450,15 +1045,15 @@
         <w:rPr>
           <w:b/>
         </w:rPr>
-        <w:t xml:space="preserve">Mối liên kết giữa NSGA-II và NCD: </w:t>
+        <w:t xml:space="preserve">Tương hỗ giữa NSGA-II và NCD: </w:t>
       </w:r>
       <w:r>
-        <w:t>Trong chu trình tiến hóa, NSGA-II đóng vai trò là 'Nhà thiết kế đề', còn mô hình mạng nơ-ron NCD đóng vai trò là 'Giám khảo chấm thử' (chạy mô phỏng 242 học sinh làm bài để tính điểm hàm Fitness AUC/ACC trả về cho NSGA-II chọn lọc).</w:t>
+        <w:t>NSGA-II sinh đề và gửi sang mô hình NCD. Mạng NCD mô phỏng 242 học sinh kiểm định để tính hàm mục tiêu AUC/ACC trả về cho NSGA-II chọn lọc.</w:t>
       </w:r>
     </w:p>
     <w:p>
       <w:pPr>
-        <w:spacing w:before="120" w:after="30"/>
+        <w:spacing w:before="100" w:after="30"/>
       </w:pPr>
       <w:r>
         <w:rPr>
@@ -467,7 +1062,154 @@
           <w:color w:val="2563EB"/>
           <w:sz w:val="22"/>
         </w:rPr>
-        <w:t>b. Bảng phân bổ chi tiết bộ đề 30 câu đáp ứng 100% cấu trúc 7 Part TOEIC:</w:t>
+        <w:t>b. Bốn ràng buộc sư phạm TOEIC chuẩn hóa:</w:t>
+      </w:r>
+    </w:p>
+    <w:p>
+      <w:pPr>
+        <w:pStyle w:val="ListBullet"/>
+        <w:spacing w:after="30"/>
+      </w:pPr>
+      <w:r>
+        <w:rPr>
+          <w:b/>
+        </w:rPr>
+        <w:t xml:space="preserve">1. Ràng buộc Bao phủ Toàn diện (Full Part Coverage): </w:t>
+      </w:r>
+      <w:r>
+        <w:t>Bắt buộc cả 2 nhánh Dễ và Khó khi kết hợp với Stage 1 đều phủ trọn vẹn 7 Part:</w:t>
+      </w:r>
+    </w:p>
+    <w:p>
+      <w:pPr>
+        <w:spacing w:before="40" w:after="40"/>
+        <w:jc w:val="center"/>
+      </w:pPr>
+      <m:oMathPara>
+        <m:oMath>
+          <m:r>
+            <m:t>𝒫(S</m:t>
+          </m:r>
+          <m:sSub>
+            <m:e>
+              <m:r>
+                <m:t/>
+              </m:r>
+            </m:e>
+            <m:sub>
+              <m:r>
+                <m:t>1</m:t>
+              </m:r>
+            </m:sub>
+          </m:sSub>
+          <m:r>
+            <m:t> ∪ S</m:t>
+          </m:r>
+          <m:sSub>
+            <m:e>
+              <m:r>
+                <m:t/>
+              </m:r>
+            </m:e>
+            <m:sub>
+              <m:r>
+                <m:t>2A</m:t>
+              </m:r>
+            </m:sub>
+          </m:sSub>
+          <m:r>
+            <m:t>) = 𝒫(S</m:t>
+          </m:r>
+          <m:sSub>
+            <m:e>
+              <m:r>
+                <m:t/>
+              </m:r>
+            </m:e>
+            <m:sub>
+              <m:r>
+                <m:t>1</m:t>
+              </m:r>
+            </m:sub>
+          </m:sSub>
+          <m:r>
+            <m:t> ∪ S</m:t>
+          </m:r>
+          <m:sSub>
+            <m:e>
+              <m:r>
+                <m:t/>
+              </m:r>
+            </m:e>
+            <m:sub>
+              <m:r>
+                <m:t>2B</m:t>
+              </m:r>
+            </m:sub>
+          </m:sSub>
+          <m:r>
+            <m:t>) = {1, 2, 3, 4, 5, 6, 7}</m:t>
+          </m:r>
+        </m:oMath>
+      </m:oMathPara>
+    </w:p>
+    <w:p>
+      <w:pPr>
+        <w:pStyle w:val="ListBullet"/>
+        <w:spacing w:after="30"/>
+      </w:pPr>
+      <w:r>
+        <w:rPr>
+          <w:b/>
+        </w:rPr>
+        <w:t xml:space="preserve">2. Cân bằng Nghe - Đọc: </w:t>
+      </w:r>
+      <w:r>
+        <w:t>Mỗi stage 10 câu có đúng 5 câu Nghe và 5 câu Đọc: |S_i ∩ Listening| = 5, |S_i ∩ Reading| = 5 (∀ i ∈ {1, 2A, 2B}).</w:t>
+      </w:r>
+    </w:p>
+    <w:p>
+      <w:pPr>
+        <w:pStyle w:val="ListBullet"/>
+        <w:spacing w:after="30"/>
+      </w:pPr>
+      <w:r>
+        <w:rPr>
+          <w:b/>
+        </w:rPr>
+        <w:t xml:space="preserve">3. Phân tầng Độ khó Thích ứng: </w:t>
+      </w:r>
+      <w:r>
+        <w:t>Độ khó trung bình bảo đảm: d(S_2A) = -0.032 &lt; d(S_1) = 0.000 &lt; d(S_2B) = +0.185.</w:t>
+      </w:r>
+    </w:p>
+    <w:p>
+      <w:pPr>
+        <w:pStyle w:val="ListBullet"/>
+        <w:spacing w:after="30"/>
+      </w:pPr>
+      <w:r>
+        <w:rPr>
+          <w:b/>
+        </w:rPr>
+        <w:t xml:space="preserve">4. Bảo toàn Chùm câu hỏi (Bundle Integrity): </w:t>
+      </w:r>
+      <w:r>
+        <w:t>Bảo toàn 100% ngữ cảnh đoạn văn Part 6, 7 và audio Part 3, 4, tuyệt đối không xé lẻ chùm.</w:t>
+      </w:r>
+    </w:p>
+    <w:p>
+      <w:pPr>
+        <w:spacing w:before="100" w:after="30"/>
+      </w:pPr>
+      <w:r>
+        <w:rPr>
+          <w:rFonts w:ascii="Times New Roman" w:hAnsi="Times New Roman"/>
+          <w:b/>
+          <w:color w:val="2563EB"/>
+          <w:sz w:val="22"/>
+        </w:rPr>
+        <w:t>c. Bảng phân bổ chi tiết bộ đề 30 câu đáp ứng 100% cấu trúc 7 Part TOEIC:</w:t>
       </w:r>
     </w:p>
     <w:tbl>
@@ -477,10 +1219,10 @@
         <w:tblLook w:firstColumn="1" w:firstRow="1" w:lastColumn="0" w:lastRow="0" w:noHBand="0" w:noVBand="1" w:val="04A0"/>
       </w:tblPr>
       <w:tblGrid>
-        <w:gridCol w:w="2484"/>
-        <w:gridCol w:w="2484"/>
-        <w:gridCol w:w="2484"/>
-        <w:gridCol w:w="2484"/>
+        <w:gridCol w:w="2520"/>
+        <w:gridCol w:w="2520"/>
+        <w:gridCol w:w="2520"/>
+        <w:gridCol w:w="2520"/>
       </w:tblGrid>
       <w:tr>
         <w:tc>
@@ -788,7 +1530,7 @@
     </w:tbl>
     <w:p>
       <w:pPr>
-        <w:spacing w:after="60"/>
+        <w:spacing w:after="40"/>
       </w:pPr>
     </w:p>
     <w:p>
@@ -796,18 +1538,18 @@
         <w:rPr>
           <w:b/>
         </w:rPr>
-        <w:t xml:space="preserve">Đóng góp kỹ thuật cốt lõi: </w:t>
+        <w:t xml:space="preserve">Tối ưu hóa thời gian thực: </w:t>
       </w:r>
       <w:r>
         <w:rPr>
           <w:i w:val="0"/>
         </w:rPr>
-        <w:t>Cải tiến kỹ thuật: Bài báo gốc KDD 2025 không ràng buộc sự hiện diện của 7 Part, dẫn đến nhánh Dễ bị khuyết Part 4, 5, 6 (trả về điểm N/A). GetGoals bổ sung Ràng buộc Bao phủ Sư phạm: P(S1 U S2A) = P(S1 U S2B) = {1..7}, đồng thời bảo toàn trọn vẹn ngữ cảnh đoạn văn và audio (Bundle Integrity). Bằng cách lọc trước 1.440 cấu hình hợp lệ, thời gian tối ưu hóa giảm từ 2.4 giờ xuống còn 26 giây.</w:t>
+        <w:t>Đóng góp kỹ thuật: Bài báo gốc KDD 2025 không có ràng buộc 7 Part dẫn đến nhánh Dễ bị khuyết Part 4, 5, 6 (trả về điểm N/A). GetGoals bổ sung Ràng buộc Sư phạm 7 Part và kỹ thuật Cắt tỉa Không gian Ràng buộc (Heuristic Pruning), lọc trước 1.440 cấu hình hợp lệ giúp rút ngắn thời gian tìm kiếm từ 2.4 giờ xuống còn 26 giây.</w:t>
       </w:r>
     </w:p>
     <w:p>
       <w:pPr>
-        <w:spacing w:before="180" w:after="40"/>
+        <w:spacing w:before="160" w:after="40"/>
       </w:pPr>
       <w:r>
         <w:rPr>
@@ -834,11 +1576,11 @@
         <w:tblLook w:firstColumn="1" w:firstRow="1" w:lastColumn="0" w:lastRow="0" w:noHBand="0" w:noVBand="1" w:val="04A0"/>
       </w:tblPr>
       <w:tblGrid>
-        <w:gridCol w:w="1987"/>
-        <w:gridCol w:w="1987"/>
-        <w:gridCol w:w="1987"/>
-        <w:gridCol w:w="1987"/>
-        <w:gridCol w:w="1987"/>
+        <w:gridCol w:w="2016"/>
+        <w:gridCol w:w="2016"/>
+        <w:gridCol w:w="2016"/>
+        <w:gridCol w:w="2016"/>
+        <w:gridCol w:w="2016"/>
       </w:tblGrid>
       <w:tr>
         <w:tc>
@@ -1206,7 +1948,7 @@
     </w:tbl>
     <w:p>
       <w:pPr>
-        <w:spacing w:after="60"/>
+        <w:spacing w:after="40"/>
       </w:pPr>
     </w:p>
     <w:p>
@@ -1218,10 +1960,10 @@
         <w:rPr>
           <w:b/>
         </w:rPr>
-        <w:t xml:space="preserve">Về chất lượng AI: </w:t>
+        <w:t xml:space="preserve">Độ chính xác AI: </w:t>
       </w:r>
       <w:r>
-        <w:t>Độ chính xác chẩn đoán đạt AUC = 0.7190, ACC = 0.6778 (dự đoán chính xác 70 câu còn lại trong ngân hàng).</w:t>
+        <w:t>Độ chính xác chẩn đoán đạt AUC = 0.7190, ACC = 0.6778 (dự đoán chính xác 70 câu còn lại trong ngân hàng đề).</w:t>
       </w:r>
     </w:p>
     <w:p>
@@ -1233,7 +1975,7 @@
         <w:rPr>
           <w:b/>
         </w:rPr>
-        <w:t xml:space="preserve">Về tính sư phạm: </w:t>
+        <w:t xml:space="preserve">Tính toàn diện: </w:t>
       </w:r>
       <w:r>
         <w:t>Độ bao phủ tri thức đạt 89.48%, thí sinh làm bài xong nhận ngay báo cáo toàn diện 7 Part và 24 kỹ năng, không còn điểm mù N/A.</w:t>
@@ -1248,7 +1990,7 @@
         <w:rPr>
           <w:b/>
         </w:rPr>
-        <w:t xml:space="preserve">Về trải nghiệm người dùng: </w:t>
+        <w:t xml:space="preserve">Tính thực tiễn: </w:t>
       </w:r>
       <w:r>
         <w:t>Thời gian làm bài chỉ 20 câu (~15 phút), giảm 70% so với bài test cố định nhưng vẫn đảm bảo tính khoa học cao nhất.</w:t>
@@ -1256,7 +1998,7 @@
     </w:p>
     <w:p>
       <w:pPr>
-        <w:spacing w:before="180" w:after="40"/>
+        <w:spacing w:before="160" w:after="40"/>
       </w:pPr>
       <w:r>
         <w:rPr>
@@ -1302,7 +2044,7 @@
     </w:p>
     <w:sectPr>
       <w:pgSz w:w="12240" w:h="15840"/>
-      <w:pgMar w:top="1080" w:right="1152" w:bottom="1080" w:left="1152" w:header="720" w:footer="720" w:gutter="0"/>
+      <w:pgMar w:top="1008" w:right="1080" w:bottom="1008" w:left="1080" w:header="720" w:footer="720" w:gutter="0"/>
       <w:cols w:space="720"/>
       <w:docGrid w:linePitch="360"/>
     </w:sectPr>

--- a/BaoCao_PCAT_NCD_GetGoals_Final.docx
+++ b/BaoCao_PCAT_NCD_GetGoals_Final.docx
@@ -309,12 +309,12 @@
             </m:num>
             <m:den>
               <m:r>
-                <m:t>|C</m:t>
+                <m:t>|</m:t>
               </m:r>
               <m:sSub>
                 <m:e>
                   <m:r>
-                    <m:t/>
+                    <m:t>C</m:t>
                   </m:r>
                 </m:e>
                 <m:sub>
@@ -331,17 +331,25 @@
           <m:nary>
             <m:naryPr>
               <m:chr m:val="∑"/>
+              <m:supHide m:val="1"/>
             </m:naryPr>
             <m:sub>
               <m:r>
-                <m:t>k ∈ C_S1</m:t>
+                <m:t>k ∈ </m:t>
               </m:r>
+              <m:sSub>
+                <m:e>
+                  <m:r>
+                    <m:t>C</m:t>
+                  </m:r>
+                </m:e>
+                <m:sub>
+                  <m:r>
+                    <m:t>S1</m:t>
+                  </m:r>
+                </m:sub>
+              </m:sSub>
             </m:sub>
-            <m:sup>
-              <m:r>
-                <m:t/>
-              </m:r>
-            </m:sup>
             <m:e>
               <m:sSub>
                 <m:e>
@@ -387,12 +395,12 @@
               <m:eqArr>
                 <m:e>
                   <m:r>
-                    <m:t>Stage 2B (Hard),  nếu Mastery(s, S</m:t>
+                    <m:t>Stage 2B (Hard),  nếu Mastery(s, </m:t>
                   </m:r>
                   <m:sSub>
                     <m:e>
                       <m:r>
-                        <m:t/>
+                        <m:t>S</m:t>
                       </m:r>
                     </m:e>
                     <m:sub>
@@ -402,12 +410,12 @@
                     </m:sub>
                   </m:sSub>
                   <m:r>
-                    <m:t>) ≥ τ</m:t>
+                    <m:t>) ≥ </m:t>
                   </m:r>
                   <m:sSub>
                     <m:e>
                       <m:r>
-                        <m:t/>
+                        <m:t>τ</m:t>
                       </m:r>
                     </m:e>
                     <m:sub>
@@ -419,12 +427,12 @@
                 </m:e>
                 <m:e>
                   <m:r>
-                    <m:t>Stage 2A (Easy),  nếu Mastery(s, S</m:t>
+                    <m:t>Stage 2A (Easy),  nếu Mastery(s, </m:t>
                   </m:r>
                   <m:sSub>
                     <m:e>
                       <m:r>
-                        <m:t/>
+                        <m:t>S</m:t>
                       </m:r>
                     </m:e>
                     <m:sub>
@@ -434,12 +442,12 @@
                     </m:sub>
                   </m:sSub>
                   <m:r>
-                    <m:t>) &lt; τ</m:t>
+                    <m:t>) &lt; </m:t>
                   </m:r>
                   <m:sSub>
                     <m:e>
                       <m:r>
-                        <m:t/>
+                        <m:t>τ</m:t>
                       </m:r>
                     </m:e>
                     <m:sub>
@@ -542,12 +550,12 @@
             </m:sub>
           </m:sSub>
           <m:r>
-            <m:t>) ∈ [0, 1]</m:t>
+            <m:t>) ∈ </m:t>
           </m:r>
           <m:sSup>
             <m:e>
               <m:r>
-                <m:t/>
+                <m:t>[0, 1]</m:t>
               </m:r>
             </m:e>
             <m:sup>
@@ -557,7 +565,7 @@
             </m:sup>
           </m:sSup>
           <m:r>
-            <m:t>   (K = 24)</m:t>
+            <m:t>   (với K = 24: 7 Parts + 17 Tags)</m:t>
           </m:r>
         </m:oMath>
       </m:oMathPara>
@@ -739,17 +747,25 @@
           <m:nary>
             <m:naryPr>
               <m:chr m:val="∑"/>
+              <m:supHide m:val="1"/>
             </m:naryPr>
             <m:sub>
               <m:r>
-                <m:t>j ∈ S_tested</m:t>
+                <m:t>j ∈ </m:t>
               </m:r>
+              <m:sSub>
+                <m:e>
+                  <m:r>
+                    <m:t>S</m:t>
+                  </m:r>
+                </m:e>
+                <m:sub>
+                  <m:r>
+                    <m:t>tested</m:t>
+                  </m:r>
+                </m:sub>
+              </m:sSub>
             </m:sub>
-            <m:sup>
-              <m:r>
-                <m:t/>
-              </m:r>
-            </m:sup>
             <m:e>
               <m:r>
                 <m:t>[ </m:t>
@@ -894,12 +910,12 @@
             </m:sub>
           </m:sSub>
           <m:r>
-            <m:t> ] ∈ ℕ</m:t>
+            <m:t> ] ∈ </m:t>
           </m:r>
           <m:sSup>
             <m:e>
               <m:r>
-                <m:t/>
+                <m:t>ℕ</m:t>
               </m:r>
             </m:e>
             <m:sup>
@@ -1088,12 +1104,12 @@
       <m:oMathPara>
         <m:oMath>
           <m:r>
-            <m:t>𝒫(S</m:t>
+            <m:t>𝒫(</m:t>
           </m:r>
           <m:sSub>
             <m:e>
               <m:r>
-                <m:t/>
+                <m:t>S</m:t>
               </m:r>
             </m:e>
             <m:sub>
@@ -1103,12 +1119,12 @@
             </m:sub>
           </m:sSub>
           <m:r>
-            <m:t> ∪ S</m:t>
+            <m:t> ∪ </m:t>
           </m:r>
           <m:sSub>
             <m:e>
               <m:r>
-                <m:t/>
+                <m:t>S</m:t>
               </m:r>
             </m:e>
             <m:sub>
@@ -1118,12 +1134,12 @@
             </m:sub>
           </m:sSub>
           <m:r>
-            <m:t>) = 𝒫(S</m:t>
+            <m:t>) = 𝒫(</m:t>
           </m:r>
           <m:sSub>
             <m:e>
               <m:r>
-                <m:t/>
+                <m:t>S</m:t>
               </m:r>
             </m:e>
             <m:sub>
@@ -1133,12 +1149,12 @@
             </m:sub>
           </m:sSub>
           <m:r>
-            <m:t> ∪ S</m:t>
+            <m:t> ∪ </m:t>
           </m:r>
           <m:sSub>
             <m:e>
               <m:r>
-                <m:t/>
+                <m:t>S</m:t>
               </m:r>
             </m:e>
             <m:sub>
@@ -1182,6 +1198,61 @@
       <w:r>
         <w:t>Độ khó trung bình bảo đảm: d(S_2A) = -0.032 &lt; d(S_1) = 0.000 &lt; d(S_2B) = +0.185.</w:t>
       </w:r>
+    </w:p>
+    <w:p>
+      <w:pPr>
+        <w:spacing w:before="40" w:after="40"/>
+        <w:jc w:val="center"/>
+      </w:pPr>
+      <m:oMathPara>
+        <m:oMath>
+          <m:sSub>
+            <m:e>
+              <m:r>
+                <m:t>d</m:t>
+              </m:r>
+            </m:e>
+            <m:sub>
+              <m:r>
+                <m:t>S2A</m:t>
+              </m:r>
+            </m:sub>
+          </m:sSub>
+          <m:r>
+            <m:t> &lt; </m:t>
+          </m:r>
+          <m:sSub>
+            <m:e>
+              <m:r>
+                <m:t>d</m:t>
+              </m:r>
+            </m:e>
+            <m:sub>
+              <m:r>
+                <m:t>S1</m:t>
+              </m:r>
+            </m:sub>
+          </m:sSub>
+          <m:r>
+            <m:t> &lt; </m:t>
+          </m:r>
+          <m:sSub>
+            <m:e>
+              <m:r>
+                <m:t>d</m:t>
+              </m:r>
+            </m:e>
+            <m:sub>
+              <m:r>
+                <m:t>S2B</m:t>
+              </m:r>
+            </m:sub>
+          </m:sSub>
+          <m:r>
+            <m:t>    (-0.032 &lt; 0.000 &lt; +0.185)</m:t>
+          </m:r>
+        </m:oMath>
+      </m:oMathPara>
     </w:p>
     <w:p>
       <w:pPr>
